--- a/docs/叶子阳-20244081130-Vue网站实验报告.docx
+++ b/docs/叶子阳-20244081130-Vue网站实验报告.docx
@@ -590,6 +590,7 @@
       <w:pPr>
         <w:spacing w:after="120" w:before="0" w:line="360" w:lineRule="auto"/>
         <w:ind w:firstLine="480"/>
+        <w:jc w:val="left"/>
       </w:pPr>
       <w:r>
         <w:rPr>
@@ -784,6 +785,7 @@
       <w:pPr>
         <w:spacing w:after="120" w:before="0" w:line="360" w:lineRule="auto"/>
         <w:ind w:firstLine="480"/>
+        <w:jc w:val="left"/>
       </w:pPr>
       <w:r>
         <w:rPr>
@@ -1631,6 +1633,7 @@
       <w:pPr>
         <w:spacing w:after="120" w:before="0" w:line="360" w:lineRule="auto"/>
         <w:ind w:firstLine="480"/>
+        <w:jc w:val="left"/>
       </w:pPr>
       <w:r>
         <w:rPr>
@@ -1645,6 +1648,7 @@
     <w:p>
       <w:pPr>
         <w:spacing w:after="80" w:before="200" w:line="360" w:lineRule="auto"/>
+        <w:jc w:val="left"/>
       </w:pPr>
       <w:r>
         <w:rPr>
@@ -1660,6 +1664,7 @@
       <w:pPr>
         <w:spacing w:after="120" w:before="0" w:line="360" w:lineRule="auto"/>
         <w:ind w:firstLine="480"/>
+        <w:jc w:val="left"/>
       </w:pPr>
       <w:r>
         <w:rPr>
@@ -1780,6 +1785,7 @@
       <w:pPr>
         <w:spacing w:after="120" w:before="0" w:line="360" w:lineRule="auto"/>
         <w:ind w:firstLine="480"/>
+        <w:jc w:val="left"/>
       </w:pPr>
       <w:r>
         <w:rPr>
@@ -1794,6 +1800,7 @@
     <w:p>
       <w:pPr>
         <w:spacing w:after="80" w:before="200" w:line="360" w:lineRule="auto"/>
+        <w:jc w:val="left"/>
       </w:pPr>
       <w:r>
         <w:rPr>
@@ -1809,6 +1816,7 @@
       <w:pPr>
         <w:spacing w:after="120" w:before="0" w:line="360" w:lineRule="auto"/>
         <w:ind w:firstLine="480"/>
+        <w:jc w:val="left"/>
       </w:pPr>
       <w:r>
         <w:rPr>
@@ -1958,6 +1966,7 @@
     <w:p>
       <w:pPr>
         <w:spacing w:after="80" w:before="200" w:line="360" w:lineRule="auto"/>
+        <w:jc w:val="left"/>
       </w:pPr>
       <w:r>
         <w:rPr>
@@ -1973,6 +1982,7 @@
       <w:pPr>
         <w:spacing w:after="120" w:before="0" w:line="360" w:lineRule="auto"/>
         <w:ind w:firstLine="480"/>
+        <w:jc w:val="left"/>
       </w:pPr>
       <w:r>
         <w:rPr>
@@ -2161,6 +2171,7 @@
     <w:p>
       <w:pPr>
         <w:spacing w:after="80" w:before="200" w:line="360" w:lineRule="auto"/>
+        <w:jc w:val="left"/>
       </w:pPr>
       <w:r>
         <w:rPr>
@@ -2176,6 +2187,7 @@
       <w:pPr>
         <w:spacing w:after="120" w:before="0" w:line="360" w:lineRule="auto"/>
         <w:ind w:firstLine="480"/>
+        <w:jc w:val="left"/>
       </w:pPr>
       <w:r>
         <w:rPr>
@@ -2365,6 +2377,7 @@
     <w:p>
       <w:pPr>
         <w:spacing w:after="80" w:before="200" w:line="360" w:lineRule="auto"/>
+        <w:jc w:val="left"/>
       </w:pPr>
       <w:r>
         <w:rPr>
@@ -2380,6 +2393,7 @@
       <w:pPr>
         <w:spacing w:after="120" w:before="0" w:line="360" w:lineRule="auto"/>
         <w:ind w:firstLine="480"/>
+        <w:jc w:val="left"/>
       </w:pPr>
       <w:r>
         <w:rPr>
@@ -2539,6 +2553,7 @@
     <w:p>
       <w:pPr>
         <w:spacing w:after="80" w:before="200" w:line="360" w:lineRule="auto"/>
+        <w:jc w:val="left"/>
       </w:pPr>
       <w:r>
         <w:rPr>
@@ -2554,6 +2569,7 @@
       <w:pPr>
         <w:spacing w:after="120" w:before="0" w:line="360" w:lineRule="auto"/>
         <w:ind w:firstLine="480"/>
+        <w:jc w:val="left"/>
       </w:pPr>
       <w:r>
         <w:rPr>
@@ -2733,6 +2749,7 @@
     <w:p>
       <w:pPr>
         <w:spacing w:after="80" w:before="200" w:line="360" w:lineRule="auto"/>
+        <w:jc w:val="left"/>
       </w:pPr>
       <w:r>
         <w:rPr>
@@ -2748,6 +2765,7 @@
       <w:pPr>
         <w:spacing w:after="120" w:before="0" w:line="360" w:lineRule="auto"/>
         <w:ind w:firstLine="480"/>
+        <w:jc w:val="left"/>
       </w:pPr>
       <w:r>
         <w:rPr>
@@ -2948,6 +2966,7 @@
     <w:p>
       <w:pPr>
         <w:spacing w:after="80" w:before="200" w:line="360" w:lineRule="auto"/>
+        <w:jc w:val="left"/>
       </w:pPr>
       <w:r>
         <w:rPr>
@@ -3189,6 +3208,7 @@
       <w:pPr>
         <w:spacing w:after="120" w:before="0" w:line="360" w:lineRule="auto"/>
         <w:ind w:firstLine="480"/>
+        <w:jc w:val="left"/>
       </w:pPr>
       <w:r>
         <w:rPr>
@@ -3647,6 +3667,7 @@
     <w:p>
       <w:pPr>
         <w:spacing w:after="80" w:before="200" w:line="360" w:lineRule="auto"/>
+        <w:jc w:val="left"/>
       </w:pPr>
       <w:r>
         <w:rPr>
@@ -3666,7 +3687,7 @@
       <w:r>
         <w:drawing>
           <wp:inline xmlns:a="http://schemas.openxmlformats.org/drawingml/2006/main" xmlns:pic="http://schemas.openxmlformats.org/drawingml/2006/picture">
-            <wp:extent cx="5472000" cy="6080000"/>
+            <wp:extent cx="5256000" cy="5840000"/>
             <wp:docPr id="1" name="Picture 1"/>
             <wp:cNvGraphicFramePr>
               <a:graphicFrameLocks noChangeAspect="1"/>
@@ -3687,7 +3708,7 @@
                   <pic:spPr>
                     <a:xfrm>
                       <a:off x="0" y="0"/>
-                      <a:ext cx="5472000" cy="6080000"/>
+                      <a:ext cx="5256000" cy="5840000"/>
                     </a:xfrm>
                     <a:prstGeom prst="rect"/>
                   </pic:spPr>
@@ -3722,7 +3743,7 @@
       <w:r>
         <w:drawing>
           <wp:inline xmlns:a="http://schemas.openxmlformats.org/drawingml/2006/main" xmlns:pic="http://schemas.openxmlformats.org/drawingml/2006/picture">
-            <wp:extent cx="5472000" cy="6080000"/>
+            <wp:extent cx="5256000" cy="5840000"/>
             <wp:docPr id="2" name="Picture 2"/>
             <wp:cNvGraphicFramePr>
               <a:graphicFrameLocks noChangeAspect="1"/>
@@ -3743,7 +3764,7 @@
                   <pic:spPr>
                     <a:xfrm>
                       <a:off x="0" y="0"/>
-                      <a:ext cx="5472000" cy="6080000"/>
+                      <a:ext cx="5256000" cy="5840000"/>
                     </a:xfrm>
                     <a:prstGeom prst="rect"/>
                   </pic:spPr>
@@ -3778,7 +3799,7 @@
       <w:r>
         <w:drawing>
           <wp:inline xmlns:a="http://schemas.openxmlformats.org/drawingml/2006/main" xmlns:pic="http://schemas.openxmlformats.org/drawingml/2006/picture">
-            <wp:extent cx="5472000" cy="6080000"/>
+            <wp:extent cx="5256000" cy="5840000"/>
             <wp:docPr id="3" name="Picture 3"/>
             <wp:cNvGraphicFramePr>
               <a:graphicFrameLocks noChangeAspect="1"/>
@@ -3799,7 +3820,7 @@
                   <pic:spPr>
                     <a:xfrm>
                       <a:off x="0" y="0"/>
-                      <a:ext cx="5472000" cy="6080000"/>
+                      <a:ext cx="5256000" cy="5840000"/>
                     </a:xfrm>
                     <a:prstGeom prst="rect"/>
                   </pic:spPr>
@@ -3834,7 +3855,7 @@
       <w:r>
         <w:drawing>
           <wp:inline xmlns:a="http://schemas.openxmlformats.org/drawingml/2006/main" xmlns:pic="http://schemas.openxmlformats.org/drawingml/2006/picture">
-            <wp:extent cx="5472000" cy="6080000"/>
+            <wp:extent cx="5256000" cy="5840000"/>
             <wp:docPr id="4" name="Picture 4"/>
             <wp:cNvGraphicFramePr>
               <a:graphicFrameLocks noChangeAspect="1"/>
@@ -3855,7 +3876,7 @@
                   <pic:spPr>
                     <a:xfrm>
                       <a:off x="0" y="0"/>
-                      <a:ext cx="5472000" cy="6080000"/>
+                      <a:ext cx="5256000" cy="5840000"/>
                     </a:xfrm>
                     <a:prstGeom prst="rect"/>
                   </pic:spPr>
@@ -3890,7 +3911,7 @@
       <w:r>
         <w:drawing>
           <wp:inline xmlns:a="http://schemas.openxmlformats.org/drawingml/2006/main" xmlns:pic="http://schemas.openxmlformats.org/drawingml/2006/picture">
-            <wp:extent cx="5472000" cy="6080000"/>
+            <wp:extent cx="5256000" cy="5840000"/>
             <wp:docPr id="5" name="Picture 5"/>
             <wp:cNvGraphicFramePr>
               <a:graphicFrameLocks noChangeAspect="1"/>
@@ -3911,7 +3932,7 @@
                   <pic:spPr>
                     <a:xfrm>
                       <a:off x="0" y="0"/>
-                      <a:ext cx="5472000" cy="6080000"/>
+                      <a:ext cx="5256000" cy="5840000"/>
                     </a:xfrm>
                     <a:prstGeom prst="rect"/>
                   </pic:spPr>
@@ -3946,7 +3967,7 @@
       <w:r>
         <w:drawing>
           <wp:inline xmlns:a="http://schemas.openxmlformats.org/drawingml/2006/main" xmlns:pic="http://schemas.openxmlformats.org/drawingml/2006/picture">
-            <wp:extent cx="5472000" cy="6080000"/>
+            <wp:extent cx="5256000" cy="5840000"/>
             <wp:docPr id="6" name="Picture 6"/>
             <wp:cNvGraphicFramePr>
               <a:graphicFrameLocks noChangeAspect="1"/>
@@ -3967,7 +3988,7 @@
                   <pic:spPr>
                     <a:xfrm>
                       <a:off x="0" y="0"/>
-                      <a:ext cx="5472000" cy="6080000"/>
+                      <a:ext cx="5256000" cy="5840000"/>
                     </a:xfrm>
                     <a:prstGeom prst="rect"/>
                   </pic:spPr>
@@ -4002,7 +4023,7 @@
       <w:r>
         <w:drawing>
           <wp:inline xmlns:a="http://schemas.openxmlformats.org/drawingml/2006/main" xmlns:pic="http://schemas.openxmlformats.org/drawingml/2006/picture">
-            <wp:extent cx="5472000" cy="4477091"/>
+            <wp:extent cx="5256000" cy="4300364"/>
             <wp:docPr id="7" name="Picture 7"/>
             <wp:cNvGraphicFramePr>
               <a:graphicFrameLocks noChangeAspect="1"/>
@@ -4023,7 +4044,7 @@
                   <pic:spPr>
                     <a:xfrm>
                       <a:off x="0" y="0"/>
-                      <a:ext cx="5472000" cy="4477091"/>
+                      <a:ext cx="5256000" cy="4300364"/>
                     </a:xfrm>
                     <a:prstGeom prst="rect"/>
                   </pic:spPr>
@@ -4052,7 +4073,64 @@
     </w:p>
     <w:p>
       <w:pPr>
+        <w:spacing w:before="120" w:after="40"/>
+        <w:jc w:val="center"/>
+      </w:pPr>
+      <w:r>
+        <w:drawing>
+          <wp:inline xmlns:a="http://schemas.openxmlformats.org/drawingml/2006/main" xmlns:pic="http://schemas.openxmlformats.org/drawingml/2006/picture">
+            <wp:extent cx="5256000" cy="5475000"/>
+            <wp:docPr id="8" name="Picture 8"/>
+            <wp:cNvGraphicFramePr>
+              <a:graphicFrameLocks noChangeAspect="1"/>
+            </wp:cNvGraphicFramePr>
+            <a:graphic>
+              <a:graphicData uri="http://schemas.openxmlformats.org/drawingml/2006/picture">
+                <pic:pic>
+                  <pic:nvPicPr>
+                    <pic:cNvPr id="0" name="08-live-home.png"/>
+                    <pic:cNvPicPr/>
+                  </pic:nvPicPr>
+                  <pic:blipFill>
+                    <a:blip r:embed="rId14"/>
+                    <a:stretch>
+                      <a:fillRect/>
+                    </a:stretch>
+                  </pic:blipFill>
+                  <pic:spPr>
+                    <a:xfrm>
+                      <a:off x="0" y="0"/>
+                      <a:ext cx="5256000" cy="5475000"/>
+                    </a:xfrm>
+                    <a:prstGeom prst="rect"/>
+                  </pic:spPr>
+                </pic:pic>
+              </a:graphicData>
+            </a:graphic>
+          </wp:inline>
+        </w:drawing>
+      </w:r>
+    </w:p>
+    <w:p>
+      <w:pPr>
+        <w:spacing w:after="200" w:line="288" w:lineRule="auto"/>
+        <w:jc w:val="center"/>
+      </w:pPr>
+      <w:r>
+        <w:rPr>
+          <w:rFonts w:ascii="Times New Roman" w:hAnsi="Times New Roman" w:eastAsia="宋体"/>
+          <w:b w:val="0"/>
+          <w:i w:val="0"/>
+          <w:color w:val="595959"/>
+          <w:sz w:val="18"/>
+        </w:rPr>
+        <w:t>图 8　公网实测：在部署好的 https://aysakili.github.io/shiling-zhi/ 上抓取的首页</w:t>
+      </w:r>
+    </w:p>
+    <w:p>
+      <w:pPr>
         <w:spacing w:after="80" w:before="200" w:line="360" w:lineRule="auto"/>
+        <w:jc w:val="left"/>
       </w:pPr>
       <w:r>
         <w:rPr>
@@ -4162,6 +4240,30 @@
     </w:p>
     <w:p>
       <w:pPr>
+        <w:spacing w:after="60" w:line="360" w:lineRule="auto"/>
+        <w:ind w:left="539" w:hanging="312"/>
+      </w:pPr>
+      <w:r>
+        <w:rPr>
+          <w:rFonts w:ascii="Times New Roman" w:hAnsi="Times New Roman" w:eastAsia="宋体"/>
+          <w:b w:val="0"/>
+          <w:i w:val="0"/>
+          <w:sz w:val="24"/>
+        </w:rPr>
+        <w:t xml:space="preserve">5. </w:t>
+      </w:r>
+      <w:r>
+        <w:rPr>
+          <w:rFonts w:ascii="Times New Roman" w:hAnsi="Times New Roman" w:eastAsia="宋体"/>
+          <w:b w:val="0"/>
+          <w:i w:val="0"/>
+          <w:sz w:val="24"/>
+        </w:rPr>
+        <w:t>线上复验：部署完成后又用无头浏览器访问公网地址抓取渲染结果，并据此发现并修复了v-reveal 指令在个别环境下首屏内容不显示的问题（见第六部分第 10 条）。</w:t>
+      </w:r>
+    </w:p>
+    <w:p>
+      <w:pPr>
         <w:pStyle w:val="1"/>
         <w:rPr>
           <w:rFonts w:hint="eastAsia"/>
@@ -4175,6 +4277,7 @@
       <w:pPr>
         <w:spacing w:after="120" w:before="0" w:line="360" w:lineRule="auto"/>
         <w:ind w:firstLine="480"/>
+        <w:jc w:val="left"/>
       </w:pPr>
       <w:r>
         <w:rPr>
@@ -4214,6 +4317,7 @@
       <w:pPr>
         <w:spacing w:after="120" w:before="0" w:line="360" w:lineRule="auto"/>
         <w:ind w:left="539"/>
+        <w:jc w:val="left"/>
       </w:pPr>
       <w:r>
         <w:rPr>
@@ -4262,6 +4366,7 @@
       <w:pPr>
         <w:spacing w:after="120" w:before="0" w:line="360" w:lineRule="auto"/>
         <w:ind w:left="539"/>
+        <w:jc w:val="left"/>
       </w:pPr>
       <w:r>
         <w:rPr>
@@ -4310,6 +4415,7 @@
       <w:pPr>
         <w:spacing w:after="120" w:before="0" w:line="360" w:lineRule="auto"/>
         <w:ind w:left="539"/>
+        <w:jc w:val="left"/>
       </w:pPr>
       <w:r>
         <w:rPr>
@@ -4358,6 +4464,7 @@
       <w:pPr>
         <w:spacing w:after="120" w:before="0" w:line="360" w:lineRule="auto"/>
         <w:ind w:left="539"/>
+        <w:jc w:val="left"/>
       </w:pPr>
       <w:r>
         <w:rPr>
@@ -4406,6 +4513,7 @@
       <w:pPr>
         <w:spacing w:after="120" w:before="0" w:line="360" w:lineRule="auto"/>
         <w:ind w:left="539"/>
+        <w:jc w:val="left"/>
       </w:pPr>
       <w:r>
         <w:rPr>
@@ -4454,6 +4562,7 @@
       <w:pPr>
         <w:spacing w:after="120" w:before="0" w:line="360" w:lineRule="auto"/>
         <w:ind w:left="539"/>
+        <w:jc w:val="left"/>
       </w:pPr>
       <w:r>
         <w:rPr>
@@ -4502,6 +4611,7 @@
       <w:pPr>
         <w:spacing w:after="120" w:before="0" w:line="360" w:lineRule="auto"/>
         <w:ind w:left="539"/>
+        <w:jc w:val="left"/>
       </w:pPr>
       <w:r>
         <w:rPr>
@@ -4550,6 +4660,7 @@
       <w:pPr>
         <w:spacing w:after="120" w:before="0" w:line="360" w:lineRule="auto"/>
         <w:ind w:left="539"/>
+        <w:jc w:val="left"/>
       </w:pPr>
       <w:r>
         <w:rPr>
@@ -4582,22 +4693,72 @@
           <w:i w:val="0"/>
           <w:sz w:val="24"/>
         </w:rPr>
-        <w:t xml:space="preserve">9. 同一元素上写了两个同名自定义指令　</w:t>
-      </w:r>
-      <w:r>
-        <w:rPr>
-          <w:rFonts w:ascii="Times New Roman" w:hAnsi="Times New Roman" w:eastAsia="宋体"/>
-          <w:b w:val="0"/>
-          <w:i w:val="0"/>
-          <w:sz w:val="24"/>
-        </w:rPr>
-        <w:t>演示 v-highlight 的参数与修饰符时，本想在一个元素上同时写两次 v-highlight，结果编译报错。</w:t>
+        <w:t xml:space="preserve">9. 首屏内容一度是空白的：v-reveal 过度依赖 IntersectionObserver　</w:t>
+      </w:r>
+      <w:r>
+        <w:rPr>
+          <w:rFonts w:ascii="Times New Roman" w:hAnsi="Times New Roman" w:eastAsia="宋体"/>
+          <w:b w:val="0"/>
+          <w:i w:val="0"/>
+          <w:sz w:val="24"/>
+        </w:rPr>
+        <w:t>自定义指令 v-reveal 的初始状态是 opacity: 0，靠 IntersectionObserver 在元素进入视口时再加上 is-visible 类。本地看没问题，但部署上线后用无头浏览器在较短等待时间下截图，发现首屏只有背景色块、文字和按钮全部不可见——观察器回调还没触发，内容就一直是透明的。这提醒我：把"内容可见"这件事交给一个异步回调，是有风险的。</w:t>
       </w:r>
     </w:p>
     <w:p>
       <w:pPr>
         <w:spacing w:after="120" w:before="0" w:line="360" w:lineRule="auto"/>
         <w:ind w:left="539"/>
+        <w:jc w:val="left"/>
+      </w:pPr>
+      <w:r>
+        <w:rPr>
+          <w:rFonts w:ascii="Times New Roman" w:hAnsi="Times New Roman" w:eastAsia="宋体"/>
+          <w:b/>
+          <w:i w:val="0"/>
+          <w:sz w:val="24"/>
+        </w:rPr>
+        <w:t>解决办法：</w:t>
+      </w:r>
+      <w:r>
+        <w:rPr>
+          <w:rFonts w:ascii="Times New Roman" w:hAnsi="Times New Roman" w:eastAsia="宋体"/>
+          <w:b w:val="0"/>
+          <w:i w:val="0"/>
+          <w:sz w:val="24"/>
+        </w:rPr>
+        <w:t>给指令加了三层兜底：① 不支持 IntersectionObserver 的环境直接显示；② 挂载时先用 getBoundingClientRect 判断元素是否已经在视口里，是则立即显示，不再等回调（首屏因此也更快出现）；③ 再加一个 3 秒的定时兜底，只要元素确实落在视口范围内就显示。宁可少一个动画，也不能让内容看不见。</w:t>
+      </w:r>
+    </w:p>
+    <w:p>
+      <w:pPr>
+        <w:spacing w:after="60" w:line="360" w:lineRule="auto"/>
+        <w:ind w:left="539" w:hanging="312"/>
+      </w:pPr>
+      <w:r>
+        <w:rPr>
+          <w:rFonts w:ascii="Times New Roman" w:hAnsi="Times New Roman" w:eastAsia="宋体"/>
+          <w:b w:val="0"/>
+          <w:i w:val="0"/>
+          <w:sz w:val="24"/>
+        </w:rPr>
+        <w:t xml:space="preserve">10. 同一元素上写了两个同名自定义指令　</w:t>
+      </w:r>
+      <w:r>
+        <w:rPr>
+          <w:rFonts w:ascii="Times New Roman" w:hAnsi="Times New Roman" w:eastAsia="宋体"/>
+          <w:b w:val="0"/>
+          <w:i w:val="0"/>
+          <w:sz w:val="24"/>
+        </w:rPr>
+        <w:t>演示 v-highlight 的参数与修饰符时，本想在一个元素上同时写两次 v-highlight，结果编译报错。</w:t>
+      </w:r>
+    </w:p>
+    <w:p>
+      <w:pPr>
+        <w:spacing w:after="120" w:before="0" w:line="360" w:lineRule="auto"/>
+        <w:ind w:left="539"/>
+        <w:jc w:val="left"/>
       </w:pPr>
       <w:r>
         <w:rPr>
@@ -4633,6 +4794,7 @@
       <w:pPr>
         <w:spacing w:after="120" w:before="0" w:line="360" w:lineRule="auto"/>
         <w:ind w:firstLine="480"/>
+        <w:jc w:val="left"/>
       </w:pPr>
       <w:r>
         <w:rPr>
@@ -4647,6 +4809,7 @@
     <w:p>
       <w:pPr>
         <w:spacing w:after="80" w:before="200" w:line="360" w:lineRule="auto"/>
+        <w:jc w:val="left"/>
       </w:pPr>
       <w:r>
         <w:rPr>
@@ -4757,6 +4920,7 @@
     <w:p>
       <w:pPr>
         <w:spacing w:after="80" w:before="200" w:line="360" w:lineRule="auto"/>
+        <w:jc w:val="left"/>
       </w:pPr>
       <w:r>
         <w:rPr>
@@ -4868,6 +5032,7 @@
       <w:pPr>
         <w:spacing w:after="120" w:before="0" w:line="360" w:lineRule="auto"/>
         <w:ind w:firstLine="480"/>
+        <w:jc w:val="left"/>
       </w:pPr>
       <w:r>
         <w:rPr>
